--- a/docs/lista_louvores/Textos_Louvores/SANTO (09 CC).docx
+++ b/docs/lista_louvores/Textos_Louvores/SANTO (09 CC).docx
@@ -4,15 +4,9 @@
   <w:body>
     <w:p>
       <w:pPr>
-        <w:pStyle w:val="SemEspaamento"/>
-        <w:rPr>
-          <w:rFonts w:ascii="Times New Roman" w:hAnsi="Times New Roman" w:cs="Times New Roman"/>
-        </w:rPr>
+        <w:pStyle w:val="Ttulo1"/>
       </w:pPr>
       <w:r>
-        <w:rPr>
-          <w:rFonts w:ascii="Times New Roman" w:hAnsi="Times New Roman" w:cs="Times New Roman"/>
-        </w:rPr>
         <w:t>SANTO (09 CC)</w:t>
       </w:r>
     </w:p>
@@ -191,7 +185,6 @@
     </w:p>
     <w:p>
       <w:pPr>
-        <w:spacing w:after="0"/>
         <w:rPr>
           <w:rFonts w:ascii="Times New Roman" w:hAnsi="Times New Roman"/>
         </w:rPr>
@@ -226,22 +219,19 @@
         </w:rPr>
         <w:t>Santo, Santo, Santo, justo e compassivo</w:t>
       </w:r>
+      <w:r>
+        <w:rPr>
+          <w:rFonts w:ascii="Times New Roman" w:hAnsi="Times New Roman"/>
+        </w:rPr>
+        <w:br/>
+      </w:r>
+      <w:r>
+        <w:rPr>
+          <w:rFonts w:ascii="Times New Roman" w:hAnsi="Times New Roman"/>
+        </w:rPr>
+        <w:t>És um só Deus, supremo Criador</w:t>
+      </w:r>
     </w:p>
-    <w:p>
-      <w:pPr>
-        <w:spacing w:after="0"/>
-        <w:rPr>
-          <w:rFonts w:ascii="Times New Roman" w:hAnsi="Times New Roman"/>
-        </w:rPr>
-      </w:pPr>
-      <w:r>
-        <w:rPr>
-          <w:rFonts w:ascii="Times New Roman" w:hAnsi="Times New Roman"/>
-        </w:rPr>
-        <w:t>És um só Deus, supremo Criador</w:t>
-      </w:r>
-    </w:p>
-    <w:p/>
     <w:sectPr>
       <w:pgSz w:w="11906" w:h="16838"/>
       <w:pgMar w:top="1417" w:right="1701" w:bottom="1417" w:left="1701" w:header="708" w:footer="708" w:gutter="0"/>
